--- a/RESUME.docx
+++ b/RESUME.docx
@@ -709,7 +709,7 @@
       <w:jc w:val="center"/>
     </w:pPr>
     <w:r>
-      <w:t>Portfolio v1.4 | Updated 2026</w:t>
+      <w:t>Portfolio v1.5 | Updated 2026</w:t>
     </w:r>
   </w:p>
 </w:ftr>
